--- a/templates/template_nurichsan.docx
+++ b/templates/template_nurichsan.docx
@@ -1334,13 +1334,89 @@
           <w:p>
             <w:pPr>
               <w:jc w:val="center"/>
-            </w:pPr>
+              <w:rPr>
+                <w:b/>
+              </w:rPr>
+            </w:pPr>
+            <w:r>
+              <w:rPr>
+                <w:noProof/>
+              </w:rPr>
+              <w:drawing>
+                <wp:anchor distT="0" distB="0" distL="114300" distR="114300" simplePos="0" relativeHeight="251658240" behindDoc="1" locked="0" layoutInCell="1" allowOverlap="1" wp14:anchorId="261FCFCC">
+                  <wp:simplePos x="0" y="0"/>
+                  <wp:positionH relativeFrom="column">
+                    <wp:posOffset>469451</wp:posOffset>
+                  </wp:positionH>
+                  <wp:positionV relativeFrom="paragraph">
+                    <wp:posOffset>-144705</wp:posOffset>
+                  </wp:positionV>
+                  <wp:extent cx="1625600" cy="1219200"/>
+                  <wp:effectExtent l="0" t="0" r="0" b="0"/>
+                  <wp:wrapNone/>
+                  <wp:docPr id="1197190936" name="Picture 11"/>
+                  <wp:cNvGraphicFramePr>
+                    <a:graphicFrameLocks xmlns:a="http://schemas.openxmlformats.org/drawingml/2006/main" noChangeAspect="1"/>
+                  </wp:cNvGraphicFramePr>
+                  <a:graphic xmlns:a="http://schemas.openxmlformats.org/drawingml/2006/main">
+                    <a:graphicData uri="http://schemas.openxmlformats.org/drawingml/2006/picture">
+                      <pic:pic xmlns:pic="http://schemas.openxmlformats.org/drawingml/2006/picture">
+                        <pic:nvPicPr>
+                          <pic:cNvPr id="1197190936" name="Picture 1197190936"/>
+                          <pic:cNvPicPr/>
+                        </pic:nvPicPr>
+                        <pic:blipFill>
+                          <a:blip r:embed="rId6" cstate="print">
+                            <a:extLst>
+                              <a:ext uri="{28A0092B-C50C-407E-A947-70E740481C1C}">
+                                <a14:useLocalDpi xmlns:a14="http://schemas.microsoft.com/office/drawing/2010/main" val="0"/>
+                              </a:ext>
+                            </a:extLst>
+                          </a:blip>
+                          <a:stretch>
+                            <a:fillRect/>
+                          </a:stretch>
+                        </pic:blipFill>
+                        <pic:spPr>
+                          <a:xfrm>
+                            <a:off x="0" y="0"/>
+                            <a:ext cx="1625600" cy="1219200"/>
+                          </a:xfrm>
+                          <a:prstGeom prst="rect">
+                            <a:avLst/>
+                          </a:prstGeom>
+                        </pic:spPr>
+                      </pic:pic>
+                    </a:graphicData>
+                  </a:graphic>
+                  <wp14:sizeRelH relativeFrom="page">
+                    <wp14:pctWidth>0</wp14:pctWidth>
+                  </wp14:sizeRelH>
+                  <wp14:sizeRelV relativeFrom="page">
+                    <wp14:pctHeight>0</wp14:pctHeight>
+                  </wp14:sizeRelV>
+                </wp:anchor>
+              </w:drawing>
+            </w:r>
             <w:r>
               <w:rPr>
                 <w:b/>
               </w:rPr>
               <w:br/>
             </w:r>
+          </w:p>
+          <w:p>
+            <w:pPr>
+              <w:jc w:val="center"/>
+              <w:rPr>
+                <w:b/>
+              </w:rPr>
+            </w:pPr>
+          </w:p>
+          <w:p>
+            <w:pPr>
+              <w:jc w:val="center"/>
+            </w:pPr>
             <w:r>
               <w:rPr>
                 <w:b/>
